--- a/pr-preview/pr-194/exploratory-descriptive-handout-tracked-changes.docx
+++ b/pr-preview/pr-194/exploratory-descriptive-handout-tracked-changes.docx
@@ -16,7 +16,7 @@
       </w:pPr>
       <w:del w:id="1" w:author="PR Preview" w:date="2026-01-01T00:00:00Z">
         <w:r>
-          <w:delText xml:space="preserve">Last modified: 2026-10-15 01:31:51 (PDT)</w:delText>
+          <w:delText xml:space="preserve">Last modified: 2026-10-15 06:17:56 (PDT)</w:delText>
         </w:r>
       </w:del>
     </w:p>
@@ -26,7 +26,7 @@
       </w:pPr>
       <w:ins w:id="2" w:author="PR Preview" w:date="2026-01-01T00:00:00Z">
         <w:r>
-          <w:t xml:space="preserve">Last modified: 2026-10-15 01:25:45 (PDT)</w:t>
+          <w:t xml:space="preserve">Last modified: 2026-10-15 08:11:19 (PDT)</w:t>
         </w:r>
       </w:ins>
     </w:p>
@@ -4465,13 +4465,29 @@
           <w:b/>
           <w:bCs/>
         </w:rPr>
-        <w:t xml:space="preserve">Definition 9 (Quartiles)</w:t>
+        <w:t xml:space="preserve">Definition 9 (Quartiles (first quartile, third quartile, 25th percentile, 75th percentile))</w:t>
       </w:r>
       <w:r>
         <w:t xml:space="preserve"> </w:t>
       </w:r>
       <w:r>
         <w:t xml:space="preserve">The</w:t>
+      </w:r>
+      <w:r>
+        <w:t xml:space="preserve"> </w:t>
+      </w:r>
+      <w:r>
+        <w:rPr>
+          <w:b/>
+          <w:bCs/>
+        </w:rPr>
+        <w:t xml:space="preserve">quartiles</w:t>
+      </w:r>
+      <w:r>
+        <w:t xml:space="preserve"> </w:t>
+      </w:r>
+      <w:r>
+        <w:t xml:space="preserve">are the</w:t>
       </w:r>
       <w:r>
         <w:t xml:space="preserve"> </w:t>
@@ -4534,10 +4550,13 @@
         </m:sSub>
       </m:oMath>
       <w:r>
-        <w:t xml:space="preserve"> </w:t>
-      </w:r>
-      <w:r>
-        <w:t xml:space="preserve">are the sample 0.25 and 0.75 quantiles</w:t>
+        <w:t xml:space="preserve">,</w:t>
+      </w:r>
+      <w:r>
+        <w:t xml:space="preserve"> </w:t>
+      </w:r>
+      <w:r>
+        <w:t xml:space="preserve">the sample 0.25 and 0.75 quantiles</w:t>
       </w:r>
       <w:r>
         <w:t xml:space="preserve"> </w:t>
@@ -4554,13 +4573,45 @@
         </w:r>
       </w:hyperlink>
       <w:r>
-        <w:t xml:space="preserve">),</w:t>
-      </w:r>
-      <w:r>
-        <w:t xml:space="preserve"> </w:t>
-      </w:r>
-      <w:r>
-        <w:t xml:space="preserve">also called the 25th and 75th percentiles.</w:t>
+        <w:t xml:space="preserve">).</w:t>
+      </w:r>
+      <w:r>
+        <w:t xml:space="preserve"> </w:t>
+      </w:r>
+      <w:r>
+        <w:t xml:space="preserve">The first quartile is also called the</w:t>
+      </w:r>
+      <w:r>
+        <w:t xml:space="preserve"> </w:t>
+      </w:r>
+      <w:r>
+        <w:rPr>
+          <w:b/>
+          <w:bCs/>
+        </w:rPr>
+        <w:t xml:space="preserve">25th percentile</w:t>
+      </w:r>
+      <w:r>
+        <w:t xml:space="preserve">,</w:t>
+      </w:r>
+      <w:r>
+        <w:t xml:space="preserve"> </w:t>
+      </w:r>
+      <w:r>
+        <w:t xml:space="preserve">and the third quartile is also called the</w:t>
+      </w:r>
+      <w:r>
+        <w:t xml:space="preserve"> </w:t>
+      </w:r>
+      <w:r>
+        <w:rPr>
+          <w:b/>
+          <w:bCs/>
+        </w:rPr>
+        <w:t xml:space="preserve">75th percentile</w:t>
+      </w:r>
+      <w:r>
+        <w:t xml:space="preserve">.</w:t>
       </w:r>
     </w:p>
     <w:bookmarkEnd w:id="36"/>
@@ -8282,7 +8333,7 @@
           <w:b/>
           <w:bCs/>
         </w:rPr>
-        <w:t xml:space="preserve">Definition 15 (Box plot)</w:t>
+        <w:t xml:space="preserve">Definition 15 (Box plot (box-and-whisker plot))</w:t>
       </w:r>
       <w:r>
         <w:t xml:space="preserve"> </w:t>
@@ -8304,7 +8355,20 @@
         <w:t xml:space="preserve"> </w:t>
       </w:r>
       <w:r>
-        <w:t xml:space="preserve">(or box-and-whisker plot) summarizes the distribution</w:t>
+        <w:t xml:space="preserve">(or</w:t>
+      </w:r>
+      <w:r>
+        <w:t xml:space="preserve"> </w:t>
+      </w:r>
+      <w:r>
+        <w:rPr>
+          <w:b/>
+          <w:bCs/>
+        </w:rPr>
+        <w:t xml:space="preserve">box-and-whisker plot</w:t>
+      </w:r>
+      <w:r>
+        <w:t xml:space="preserve">) summarizes the distribution</w:t>
       </w:r>
       <w:r>
         <w:t xml:space="preserve"> </w:t>
@@ -14300,7 +14364,7 @@
           <w:b/>
           <w:bCs/>
         </w:rPr>
-        <w:t xml:space="preserve">Definition 20 (Contingency table)</w:t>
+        <w:t xml:space="preserve">Definition 20 (Contingency table (cross-tabulation))</w:t>
       </w:r>
       <w:r>
         <w:t xml:space="preserve"> </w:t>
